--- a/klagomål/A 12882-2026 FSC-klagomål.docx
+++ b/klagomål/A 12882-2026 FSC-klagomål.docx
@@ -1095,7 +1095,7 @@
     <w:r>
       <w:tab/>
       <w:tab/>
-      <w:t>2026-03-12</w:t>
+      <w:t>2026-03-13</w:t>
       <w:br/>
       <w:br/>
     </w:r>

--- a/klagomål/A 12882-2026 FSC-klagomål.docx
+++ b/klagomål/A 12882-2026 FSC-klagomål.docx
@@ -1095,7 +1095,7 @@
     <w:r>
       <w:tab/>
       <w:tab/>
-      <w:t>2026-03-13</w:t>
+      <w:t>2026-03-16</w:t>
       <w:br/>
       <w:br/>
     </w:r>

--- a/klagomål/A 12882-2026 FSC-klagomål.docx
+++ b/klagomål/A 12882-2026 FSC-klagomål.docx
@@ -1095,7 +1095,7 @@
     <w:r>
       <w:tab/>
       <w:tab/>
-      <w:t>2026-03-16</w:t>
+      <w:t>2026-03-17</w:t>
       <w:br/>
       <w:br/>
     </w:r>

--- a/klagomål/A 12882-2026 FSC-klagomål.docx
+++ b/klagomål/A 12882-2026 FSC-klagomål.docx
@@ -1095,7 +1095,7 @@
     <w:r>
       <w:tab/>
       <w:tab/>
-      <w:t>2026-03-17</w:t>
+      <w:t>2026-03-18</w:t>
       <w:br/>
       <w:br/>
     </w:r>

--- a/klagomål/A 12882-2026 FSC-klagomål.docx
+++ b/klagomål/A 12882-2026 FSC-klagomål.docx
@@ -1095,7 +1095,7 @@
     <w:r>
       <w:tab/>
       <w:tab/>
-      <w:t>2026-03-18</w:t>
+      <w:t>2026-03-19</w:t>
       <w:br/>
       <w:br/>
     </w:r>

--- a/klagomål/A 12882-2026 FSC-klagomål.docx
+++ b/klagomål/A 12882-2026 FSC-klagomål.docx
@@ -1095,7 +1095,7 @@
     <w:r>
       <w:tab/>
       <w:tab/>
-      <w:t>2026-03-19</w:t>
+      <w:t>2026-03-20</w:t>
       <w:br/>
       <w:br/>
     </w:r>

--- a/klagomål/A 12882-2026 FSC-klagomål.docx
+++ b/klagomål/A 12882-2026 FSC-klagomål.docx
@@ -1095,7 +1095,7 @@
     <w:r>
       <w:tab/>
       <w:tab/>
-      <w:t>2026-03-20</w:t>
+      <w:t>2026-03-21</w:t>
       <w:br/>
       <w:br/>
     </w:r>

--- a/klagomål/A 12882-2026 FSC-klagomål.docx
+++ b/klagomål/A 12882-2026 FSC-klagomål.docx
@@ -1095,7 +1095,7 @@
     <w:r>
       <w:tab/>
       <w:tab/>
-      <w:t>2026-03-21</w:t>
+      <w:t>2026-03-22</w:t>
       <w:br/>
       <w:br/>
     </w:r>

--- a/klagomål/A 12882-2026 FSC-klagomål.docx
+++ b/klagomål/A 12882-2026 FSC-klagomål.docx
@@ -1095,7 +1095,7 @@
     <w:r>
       <w:tab/>
       <w:tab/>
-      <w:t>2026-03-22</w:t>
+      <w:t>2026-03-23</w:t>
       <w:br/>
       <w:br/>
     </w:r>

--- a/klagomål/A 12882-2026 FSC-klagomål.docx
+++ b/klagomål/A 12882-2026 FSC-klagomål.docx
@@ -1095,7 +1095,7 @@
     <w:r>
       <w:tab/>
       <w:tab/>
-      <w:t>2026-03-23</w:t>
+      <w:t>2026-03-24</w:t>
       <w:br/>
       <w:br/>
     </w:r>

--- a/klagomål/A 12882-2026 FSC-klagomål.docx
+++ b/klagomål/A 12882-2026 FSC-klagomål.docx
@@ -1095,7 +1095,7 @@
     <w:r>
       <w:tab/>
       <w:tab/>
-      <w:t>2026-03-24</w:t>
+      <w:t>2026-03-25</w:t>
       <w:br/>
       <w:br/>
     </w:r>

--- a/klagomål/A 12882-2026 FSC-klagomål.docx
+++ b/klagomål/A 12882-2026 FSC-klagomål.docx
@@ -1095,7 +1095,7 @@
     <w:r>
       <w:tab/>
       <w:tab/>
-      <w:t>2026-03-25</w:t>
+      <w:t>2026-03-26</w:t>
       <w:br/>
       <w:br/>
     </w:r>

--- a/klagomål/A 12882-2026 FSC-klagomål.docx
+++ b/klagomål/A 12882-2026 FSC-klagomål.docx
@@ -1095,7 +1095,7 @@
     <w:r>
       <w:tab/>
       <w:tab/>
-      <w:t>2026-03-26</w:t>
+      <w:t>2026-03-27</w:t>
       <w:br/>
       <w:br/>
     </w:r>

--- a/klagomål/A 12882-2026 FSC-klagomål.docx
+++ b/klagomål/A 12882-2026 FSC-klagomål.docx
@@ -1095,7 +1095,7 @@
     <w:r>
       <w:tab/>
       <w:tab/>
-      <w:t>2026-03-27</w:t>
+      <w:t>2026-03-28</w:t>
       <w:br/>
       <w:br/>
     </w:r>

--- a/klagomål/A 12882-2026 FSC-klagomål.docx
+++ b/klagomål/A 12882-2026 FSC-klagomål.docx
@@ -1095,7 +1095,7 @@
     <w:r>
       <w:tab/>
       <w:tab/>
-      <w:t>2026-03-28</w:t>
+      <w:t>2026-03-29</w:t>
       <w:br/>
       <w:br/>
     </w:r>

--- a/klagomål/A 12882-2026 FSC-klagomål.docx
+++ b/klagomål/A 12882-2026 FSC-klagomål.docx
@@ -1095,7 +1095,7 @@
     <w:r>
       <w:tab/>
       <w:tab/>
-      <w:t>2026-03-29</w:t>
+      <w:t>2026-03-30</w:t>
       <w:br/>
       <w:br/>
     </w:r>

--- a/klagomål/A 12882-2026 FSC-klagomål.docx
+++ b/klagomål/A 12882-2026 FSC-klagomål.docx
@@ -1095,7 +1095,7 @@
     <w:r>
       <w:tab/>
       <w:tab/>
-      <w:t>2026-03-30</w:t>
+      <w:t>2026-03-31</w:t>
       <w:br/>
       <w:br/>
     </w:r>

--- a/klagomål/A 12882-2026 FSC-klagomål.docx
+++ b/klagomål/A 12882-2026 FSC-klagomål.docx
@@ -1095,7 +1095,7 @@
     <w:r>
       <w:tab/>
       <w:tab/>
-      <w:t>2026-03-31</w:t>
+      <w:t>2026-04-01</w:t>
       <w:br/>
       <w:br/>
     </w:r>

--- a/klagomål/A 12882-2026 FSC-klagomål.docx
+++ b/klagomål/A 12882-2026 FSC-klagomål.docx
@@ -1095,7 +1095,7 @@
     <w:r>
       <w:tab/>
       <w:tab/>
-      <w:t>2026-04-01</w:t>
+      <w:t>2026-04-02</w:t>
       <w:br/>
       <w:br/>
     </w:r>

--- a/klagomål/A 12882-2026 FSC-klagomål.docx
+++ b/klagomål/A 12882-2026 FSC-klagomål.docx
@@ -1095,7 +1095,7 @@
     <w:r>
       <w:tab/>
       <w:tab/>
-      <w:t>2026-04-02</w:t>
+      <w:t>2026-04-03</w:t>
       <w:br/>
       <w:br/>
     </w:r>

--- a/klagomål/A 12882-2026 FSC-klagomål.docx
+++ b/klagomål/A 12882-2026 FSC-klagomål.docx
@@ -1095,7 +1095,7 @@
     <w:r>
       <w:tab/>
       <w:tab/>
-      <w:t>2026-04-03</w:t>
+      <w:t>2026-04-04</w:t>
       <w:br/>
       <w:br/>
     </w:r>

--- a/klagomål/A 12882-2026 FSC-klagomål.docx
+++ b/klagomål/A 12882-2026 FSC-klagomål.docx
@@ -1095,7 +1095,7 @@
     <w:r>
       <w:tab/>
       <w:tab/>
-      <w:t>2026-04-04</w:t>
+      <w:t>2026-04-05</w:t>
       <w:br/>
       <w:br/>
     </w:r>

--- a/klagomål/A 12882-2026 FSC-klagomål.docx
+++ b/klagomål/A 12882-2026 FSC-klagomål.docx
@@ -1095,7 +1095,7 @@
     <w:r>
       <w:tab/>
       <w:tab/>
-      <w:t>2026-04-05</w:t>
+      <w:t>2026-04-06</w:t>
       <w:br/>
       <w:br/>
     </w:r>

--- a/klagomål/A 12882-2026 FSC-klagomål.docx
+++ b/klagomål/A 12882-2026 FSC-klagomål.docx
@@ -251,10 +251,10 @@
         <w:rPr>
           <w:b/>
         </w:rPr>
-        <w:t>Garnlav (NT)</w:t>
-      </w:r>
-      <w:r>
-        <w:t xml:space="preserve"> är en utpräglad barrskogsart som ibland kan drapera träden i norrländska grannaturskogar med hög luftfuktighet. Den förekommer även i talldominerade bestånd där den, förutom i trädens grenverk, påträffas hängande över ojämnheter i tallbarken. Arten har minskat starkt i södra och mellersta Sverige och den minskar även i sitt nordliga utbredningsområde. Orsaken till tillbakagången beror främst på slutavverkningar av naturskogsartade skogar. Bestånd med riklig förekomst bör regelmässigt sparas. Garnlav är värdväxt för den mycket sällsynta och akut hotade fjärilen barrskogslavfly (CR) som hör hemma i boreala barrskogar med riklig förekomst av värdväxten. Tidigare kunde arten konstateras årligen på flera platser vid Dala-Floda i Dalarna innan lokalerna kalavverkades. Senaste fyndet i landet av barrskogslavfly är från år 2000 då den påträffades vid Högberget i Sollefteå kommun. Garnlav är typisk art för </w:t>
+        <w:t>Garnlav (VU)</w:t>
+      </w:r>
+      <w:r>
+        <w:t xml:space="preserve"> är en utpräglad barrskogsart som ibland kan drapera träden i norrländska grannaturskogar med hög luftfuktighet. Den förekommer även i talldominerade bestånd där den, förutom i trädens grenverk, påträffas hängande över ojämnheter i tallbarken. Arten har minskat starkt i södra och mellersta Sverige och den minskar även i sitt nordliga utbredningsområde. Minskningstakten uppgår till 30 (20–50) % inom 50 år och överstiger gränsvärdet för Sårbar (VU). Orsaken till tillbakagången beror främst på slutavverkningar av naturskogsartade skogar. Bestånd med riklig förekomst bör regelmässigt sparas, vilket även gynnar flera andra sällsynta och rödlistade arter. Garnlav är värdväxt för den mycket sällsynta och akut hotade fjärilen barrskogslavfly (CR) som hör hemma i boreala barrskogar med riklig förekomst av värdväxten. Tidigare kunde arten konstateras årligen på flera platser vid Dala-Floda i Dalarna innan lokalerna kalavverkades. Senaste fyndet i landet av barrskogslavfly är från år 2000 då den påträffades vid Högberget i Sollefteå kommun. Garnlav är typisk art för </w:t>
       </w:r>
       <w:r>
         <w:rPr>
@@ -272,7 +272,7 @@
         <w:t xml:space="preserve"> 9070 Trädklädd betesmark</w:t>
       </w:r>
       <w:r>
-        <w:t xml:space="preserve"> (SLU Artdatabanken, 2024).</w:t>
+        <w:t xml:space="preserve"> (SLU Artdatabanken, 2026).</w:t>
       </w:r>
     </w:p>
     <w:p>
@@ -280,7 +280,7 @@
         <w:rPr>
           <w:b/>
         </w:rPr>
-        <w:t xml:space="preserve">Kattfotslav </w:t>
+        <w:t xml:space="preserve">Kattfotslav (NT) </w:t>
       </w:r>
       <w:r>
         <w:t xml:space="preserve">är en mycket god signalart i hela sitt svenska utbredningsområde och skogsbestånd med kattfotslav är alltid värdefulla ur naturvårdssynpunkt. Arten indikerar dels ett mikroklimat med konstant hög luftfuktighet, dels kontinuitet av äldre träd och god trädslutenhet. Trots att den är vanligare i sydvästra Sverige växer den enbart i skogsbestånd med höga naturvärden. Den är känslig för skogliga ingrepp som kan förändra lokal- och mikroklimat. Kattfotslav är typisk art för </w:t>
@@ -301,7 +301,7 @@
         <w:t xml:space="preserve"> 9190 Näringsfattig ekskog</w:t>
       </w:r>
       <w:r>
-        <w:t>. Arten har minskat kraftigt under de senaste åren och enligt artdatabankens preliminära bedömning kommer den att bli rödlistad som nära hotad (NT) i nästa rödlista som kommer 2026 (Nitare &amp; Skogsstyrelsen, 2019; SLU Artdatabanken, 2025).</w:t>
+        <w:t xml:space="preserve"> (Nitare &amp; Skogsstyrelsen, 2019; SLU Artdatabanken, 2026).</w:t>
       </w:r>
     </w:p>
     <w:p>
@@ -1095,7 +1095,7 @@
     <w:r>
       <w:tab/>
       <w:tab/>
-      <w:t>2026-04-06</w:t>
+      <w:t>2026-04-07</w:t>
       <w:br/>
       <w:br/>
     </w:r>

--- a/klagomål/A 12882-2026 FSC-klagomål.docx
+++ b/klagomål/A 12882-2026 FSC-klagomål.docx
@@ -1095,7 +1095,7 @@
     <w:r>
       <w:tab/>
       <w:tab/>
-      <w:t>2026-04-07</w:t>
+      <w:t>2026-04-08</w:t>
       <w:br/>
       <w:br/>
     </w:r>

--- a/klagomål/A 12882-2026 FSC-klagomål.docx
+++ b/klagomål/A 12882-2026 FSC-klagomål.docx
@@ -1095,7 +1095,7 @@
     <w:r>
       <w:tab/>
       <w:tab/>
-      <w:t>2026-04-08</w:t>
+      <w:t>2026-04-09</w:t>
       <w:br/>
       <w:br/>
     </w:r>

--- a/klagomål/A 12882-2026 FSC-klagomål.docx
+++ b/klagomål/A 12882-2026 FSC-klagomål.docx
@@ -1095,7 +1095,7 @@
     <w:r>
       <w:tab/>
       <w:tab/>
-      <w:t>2026-04-09</w:t>
+      <w:t>2026-04-10</w:t>
       <w:br/>
       <w:br/>
     </w:r>

--- a/klagomål/A 12882-2026 FSC-klagomål.docx
+++ b/klagomål/A 12882-2026 FSC-klagomål.docx
@@ -1095,7 +1095,7 @@
     <w:r>
       <w:tab/>
       <w:tab/>
-      <w:t>2026-04-10</w:t>
+      <w:t>2026-04-11</w:t>
       <w:br/>
       <w:br/>
     </w:r>

--- a/klagomål/A 12882-2026 FSC-klagomål.docx
+++ b/klagomål/A 12882-2026 FSC-klagomål.docx
@@ -1095,7 +1095,7 @@
     <w:r>
       <w:tab/>
       <w:tab/>
-      <w:t>2026-04-14</w:t>
+      <w:t>2026-04-15</w:t>
       <w:br/>
       <w:br/>
     </w:r>

--- a/klagomål/A 12882-2026 FSC-klagomål.docx
+++ b/klagomål/A 12882-2026 FSC-klagomål.docx
@@ -1095,7 +1095,7 @@
     <w:r>
       <w:tab/>
       <w:tab/>
-      <w:t>2026-04-15</w:t>
+      <w:t>2026-04-16</w:t>
       <w:br/>
       <w:br/>
     </w:r>

--- a/klagomål/A 12882-2026 FSC-klagomål.docx
+++ b/klagomål/A 12882-2026 FSC-klagomål.docx
@@ -1095,7 +1095,7 @@
     <w:r>
       <w:tab/>
       <w:tab/>
-      <w:t>2026-04-16</w:t>
+      <w:t>2026-04-17</w:t>
       <w:br/>
       <w:br/>
     </w:r>

--- a/klagomål/A 12882-2026 FSC-klagomål.docx
+++ b/klagomål/A 12882-2026 FSC-klagomål.docx
@@ -1095,7 +1095,7 @@
     <w:r>
       <w:tab/>
       <w:tab/>
-      <w:t>2026-04-17</w:t>
+      <w:t>2026-04-18</w:t>
       <w:br/>
       <w:br/>
     </w:r>

--- a/klagomål/A 12882-2026 FSC-klagomål.docx
+++ b/klagomål/A 12882-2026 FSC-klagomål.docx
@@ -1095,7 +1095,7 @@
     <w:r>
       <w:tab/>
       <w:tab/>
-      <w:t>2026-04-18</w:t>
+      <w:t>2026-04-19</w:t>
       <w:br/>
       <w:br/>
     </w:r>

--- a/klagomål/A 12882-2026 FSC-klagomål.docx
+++ b/klagomål/A 12882-2026 FSC-klagomål.docx
@@ -1095,7 +1095,7 @@
     <w:r>
       <w:tab/>
       <w:tab/>
-      <w:t>2026-04-19</w:t>
+      <w:t>2026-04-20</w:t>
       <w:br/>
       <w:br/>
     </w:r>

--- a/klagomål/A 12882-2026 FSC-klagomål.docx
+++ b/klagomål/A 12882-2026 FSC-klagomål.docx
@@ -1095,7 +1095,7 @@
     <w:r>
       <w:tab/>
       <w:tab/>
-      <w:t>2026-04-20</w:t>
+      <w:t>2026-04-21</w:t>
       <w:br/>
       <w:br/>
     </w:r>

--- a/klagomål/A 12882-2026 FSC-klagomål.docx
+++ b/klagomål/A 12882-2026 FSC-klagomål.docx
@@ -1095,7 +1095,7 @@
     <w:r>
       <w:tab/>
       <w:tab/>
-      <w:t>2026-04-21</w:t>
+      <w:t>2026-04-22</w:t>
       <w:br/>
       <w:br/>
     </w:r>

--- a/klagomål/A 12882-2026 FSC-klagomål.docx
+++ b/klagomål/A 12882-2026 FSC-klagomål.docx
@@ -1095,7 +1095,7 @@
     <w:r>
       <w:tab/>
       <w:tab/>
-      <w:t>2026-04-22</w:t>
+      <w:t>2026-04-23</w:t>
       <w:br/>
       <w:br/>
     </w:r>

--- a/klagomål/A 12882-2026 FSC-klagomål.docx
+++ b/klagomål/A 12882-2026 FSC-klagomål.docx
@@ -1095,7 +1095,7 @@
     <w:r>
       <w:tab/>
       <w:tab/>
-      <w:t>2026-04-23</w:t>
+      <w:t>2026-04-24</w:t>
       <w:br/>
       <w:br/>
     </w:r>

--- a/klagomål/A 12882-2026 FSC-klagomål.docx
+++ b/klagomål/A 12882-2026 FSC-klagomål.docx
@@ -1095,7 +1095,7 @@
     <w:r>
       <w:tab/>
       <w:tab/>
-      <w:t>2026-04-24</w:t>
+      <w:t>2026-04-25</w:t>
       <w:br/>
       <w:br/>
     </w:r>

--- a/klagomål/A 12882-2026 FSC-klagomål.docx
+++ b/klagomål/A 12882-2026 FSC-klagomål.docx
@@ -1095,7 +1095,7 @@
     <w:r>
       <w:tab/>
       <w:tab/>
-      <w:t>2026-04-25</w:t>
+      <w:t>2026-04-26</w:t>
       <w:br/>
       <w:br/>
     </w:r>

--- a/klagomål/A 12882-2026 FSC-klagomål.docx
+++ b/klagomål/A 12882-2026 FSC-klagomål.docx
@@ -1095,7 +1095,7 @@
     <w:r>
       <w:tab/>
       <w:tab/>
-      <w:t>2026-04-26</w:t>
+      <w:t>2026-04-27</w:t>
       <w:br/>
       <w:br/>
     </w:r>

--- a/klagomål/A 12882-2026 FSC-klagomål.docx
+++ b/klagomål/A 12882-2026 FSC-klagomål.docx
@@ -1095,7 +1095,7 @@
     <w:r>
       <w:tab/>
       <w:tab/>
-      <w:t>2026-04-27</w:t>
+      <w:t>2026-04-28</w:t>
       <w:br/>
       <w:br/>
     </w:r>

--- a/klagomål/A 12882-2026 FSC-klagomål.docx
+++ b/klagomål/A 12882-2026 FSC-klagomål.docx
@@ -1095,7 +1095,7 @@
     <w:r>
       <w:tab/>
       <w:tab/>
-      <w:t>2026-04-28</w:t>
+      <w:t>2026-04-29</w:t>
       <w:br/>
       <w:br/>
     </w:r>

--- a/klagomål/A 12882-2026 FSC-klagomål.docx
+++ b/klagomål/A 12882-2026 FSC-klagomål.docx
@@ -1095,7 +1095,7 @@
     <w:r>
       <w:tab/>
       <w:tab/>
-      <w:t>2026-04-29</w:t>
+      <w:t>2026-04-30</w:t>
       <w:br/>
       <w:br/>
     </w:r>

--- a/klagomål/A 12882-2026 FSC-klagomål.docx
+++ b/klagomål/A 12882-2026 FSC-klagomål.docx
@@ -1095,7 +1095,7 @@
     <w:r>
       <w:tab/>
       <w:tab/>
-      <w:t>2026-04-30</w:t>
+      <w:t>2026-05-01</w:t>
       <w:br/>
       <w:br/>
     </w:r>

--- a/klagomål/A 12882-2026 FSC-klagomål.docx
+++ b/klagomål/A 12882-2026 FSC-klagomål.docx
@@ -1095,7 +1095,7 @@
     <w:r>
       <w:tab/>
       <w:tab/>
-      <w:t>2026-05-01</w:t>
+      <w:t>2026-05-02</w:t>
       <w:br/>
       <w:br/>
     </w:r>

--- a/klagomål/A 12882-2026 FSC-klagomål.docx
+++ b/klagomål/A 12882-2026 FSC-klagomål.docx
@@ -1095,7 +1095,7 @@
     <w:r>
       <w:tab/>
       <w:tab/>
-      <w:t>2026-05-02</w:t>
+      <w:t>2026-05-03</w:t>
       <w:br/>
       <w:br/>
     </w:r>

--- a/klagomål/A 12882-2026 FSC-klagomål.docx
+++ b/klagomål/A 12882-2026 FSC-klagomål.docx
@@ -1095,7 +1095,7 @@
     <w:r>
       <w:tab/>
       <w:tab/>
-      <w:t>2026-05-03</w:t>
+      <w:t>2026-05-04</w:t>
       <w:br/>
       <w:br/>
     </w:r>

--- a/klagomål/A 12882-2026 FSC-klagomål.docx
+++ b/klagomål/A 12882-2026 FSC-klagomål.docx
@@ -1095,7 +1095,7 @@
     <w:r>
       <w:tab/>
       <w:tab/>
-      <w:t>2026-05-04</w:t>
+      <w:t>2026-05-05</w:t>
       <w:br/>
       <w:br/>
     </w:r>

--- a/klagomål/A 12882-2026 FSC-klagomål.docx
+++ b/klagomål/A 12882-2026 FSC-klagomål.docx
@@ -1095,7 +1095,7 @@
     <w:r>
       <w:tab/>
       <w:tab/>
-      <w:t>2026-05-05</w:t>
+      <w:t>2026-05-06</w:t>
       <w:br/>
       <w:br/>
     </w:r>

--- a/klagomål/A 12882-2026 FSC-klagomål.docx
+++ b/klagomål/A 12882-2026 FSC-klagomål.docx
@@ -1095,7 +1095,7 @@
     <w:r>
       <w:tab/>
       <w:tab/>
-      <w:t>2026-05-06</w:t>
+      <w:t>2026-05-07</w:t>
       <w:br/>
       <w:br/>
     </w:r>

--- a/klagomål/A 12882-2026 FSC-klagomål.docx
+++ b/klagomål/A 12882-2026 FSC-klagomål.docx
@@ -1095,7 +1095,7 @@
     <w:r>
       <w:tab/>
       <w:tab/>
-      <w:t>2026-05-07</w:t>
+      <w:t>2026-05-08</w:t>
       <w:br/>
       <w:br/>
     </w:r>

--- a/klagomål/A 12882-2026 FSC-klagomål.docx
+++ b/klagomål/A 12882-2026 FSC-klagomål.docx
@@ -1095,7 +1095,7 @@
     <w:r>
       <w:tab/>
       <w:tab/>
-      <w:t>2026-05-08</w:t>
+      <w:t>2026-05-09</w:t>
       <w:br/>
       <w:br/>
     </w:r>

--- a/klagomål/A 12882-2026 FSC-klagomål.docx
+++ b/klagomål/A 12882-2026 FSC-klagomål.docx
@@ -1095,7 +1095,7 @@
     <w:r>
       <w:tab/>
       <w:tab/>
-      <w:t>2026-05-09</w:t>
+      <w:t>2026-05-10</w:t>
       <w:br/>
       <w:br/>
     </w:r>

--- a/klagomål/A 12882-2026 FSC-klagomål.docx
+++ b/klagomål/A 12882-2026 FSC-klagomål.docx
@@ -1095,7 +1095,7 @@
     <w:r>
       <w:tab/>
       <w:tab/>
-      <w:t>2026-05-10</w:t>
+      <w:t>2026-05-11</w:t>
       <w:br/>
       <w:br/>
     </w:r>

--- a/klagomål/A 12882-2026 FSC-klagomål.docx
+++ b/klagomål/A 12882-2026 FSC-klagomål.docx
@@ -1095,7 +1095,7 @@
     <w:r>
       <w:tab/>
       <w:tab/>
-      <w:t>2026-05-11</w:t>
+      <w:t>2026-05-12</w:t>
       <w:br/>
       <w:br/>
     </w:r>

--- a/klagomål/A 12882-2026 FSC-klagomål.docx
+++ b/klagomål/A 12882-2026 FSC-klagomål.docx
@@ -1095,7 +1095,7 @@
     <w:r>
       <w:tab/>
       <w:tab/>
-      <w:t>2026-05-12</w:t>
+      <w:t>2026-05-13</w:t>
       <w:br/>
       <w:br/>
     </w:r>

--- a/klagomål/A 12882-2026 FSC-klagomål.docx
+++ b/klagomål/A 12882-2026 FSC-klagomål.docx
@@ -1095,7 +1095,7 @@
     <w:r>
       <w:tab/>
       <w:tab/>
-      <w:t>2026-05-13</w:t>
+      <w:t>2026-05-16</w:t>
       <w:br/>
       <w:br/>
     </w:r>
